--- a/media/R2601/output_dir/sm/说明追踪.docx
+++ b/media/R2601/output_dir/sm/说明追踪.docx
@@ -1265,7 +1265,7 @@
                 <w:rFonts w:hint="eastAsia"/>
                 <w:szCs w:val="21"/>
               </w:rPr>
-              <w:t xml:space="preserve">串口校验位</w:t>
+              <w:t xml:space="preserve">其他批量替换后初始化</w:t>
             </w:r>
           </w:p>
         </w:tc>
@@ -1426,7 +1426,7 @@
                 <w:rFonts w:hint="eastAsia"/>
                 <w:szCs w:val="21"/>
               </w:rPr>
-              <w:t xml:space="preserve">其他批量替换后初始化</w:t>
+              <w:t xml:space="preserve">串口校验位</w:t>
             </w:r>
           </w:p>
         </w:tc>
@@ -1654,378 +1654,6 @@
           <w:tcPr>
             <w:tcW w:w="1537" w:type="dxa"/>
             <w:vAlign w:val="center"/>
-            <w:vMerge w:val="restart"/>
-          </w:tcPr>
-          <w:p>
-            <w:pPr>
-              <w:pStyle w:val="aff2"/>
-              <w:spacing w:line="240" w:lineRule="auto"/>
-              <w:ind w:firstLineChars="0" w:firstLine="0"/>
-              <w:rPr>
-                <w:rFonts w:hint="eastAsia"/>
-                <w:sz w:val="21"/>
-                <w:szCs w:val="21"/>
-              </w:rPr>
-            </w:pPr>
-            <w:r>
-              <w:rPr>
-                <w:rFonts w:hint="eastAsia"/>
-                <w:sz w:val="21"/>
-                <w:szCs w:val="21"/>
-              </w:rPr>
-              <w:t xml:space="preserve">6.2.5.1</w:t>
-            </w:r>
-            <w:r>
-              <w:rPr>
-                <w:sz w:val="21"/>
-                <w:szCs w:val="21"/>
-              </w:rPr>
-              <w:t xml:space="preserve"/>
-            </w:r>
-          </w:p>
-        </w:tc>
-        <w:tc>
-          <w:tcPr>
-            <w:tcW w:w="1537" w:type="dxa"/>
-            <w:vAlign w:val="center"/>
-            <w:vMerge w:val="restart"/>
-          </w:tcPr>
-          <w:p>
-            <w:pPr>
-              <w:pStyle w:val="aff2"/>
-              <w:spacing w:line="240" w:lineRule="auto"/>
-              <w:ind w:firstLineChars="0" w:firstLine="0"/>
-              <w:rPr>
-                <w:rFonts w:hint="eastAsia"/>
-                <w:sz w:val="21"/>
-                <w:szCs w:val="21"/>
-              </w:rPr>
-            </w:pPr>
-            <w:r>
-              <w:rPr>
-                <w:rFonts w:hint="eastAsia"/>
-                <w:sz w:val="21"/>
-                <w:szCs w:val="21"/>
-              </w:rPr>
-              <w:t xml:space="preserve">人机交互完整性测试</w:t>
-            </w:r>
-            <w:r>
-              <w:rPr>
-                <w:sz w:val="21"/>
-                <w:szCs w:val="21"/>
-              </w:rPr>
-              <w:t xml:space="preserve"/>
-            </w:r>
-          </w:p>
-        </w:tc>
-        <w:tc>
-          <w:tcPr>
-            <w:tcW w:w="2087" w:type="dxa"/>
-            <w:vAlign w:val="center"/>
-            <w:vMerge w:val="restart"/>
-          </w:tcPr>
-          <w:p>
-            <w:pPr>
-              <w:pStyle w:val="aff2"/>
-              <w:spacing w:line="240" w:lineRule="auto"/>
-              <w:ind w:firstLineChars="0" w:firstLine="0"/>
-              <w:rPr>
-                <w:rFonts w:hint="eastAsia"/>
-                <w:sz w:val="21"/>
-                <w:szCs w:val="21"/>
-              </w:rPr>
-            </w:pPr>
-            <w:r>
-              <w:rPr>
-                <w:rFonts w:hint="eastAsia"/>
-                <w:sz w:val="21"/>
-                <w:szCs w:val="21"/>
-              </w:rPr>
-              <w:t xml:space="preserve">XQ_GUI_WZXC</w:t>
-            </w:r>
-            <w:r>
-              <w:rPr>
-                <w:sz w:val="21"/>
-                <w:szCs w:val="21"/>
-              </w:rPr>
-              <w:t xml:space="preserve"/>
-            </w:r>
-          </w:p>
-        </w:tc>
-        <w:tc>
-          <w:tcPr>
-            <w:tcW w:w="3214" w:type="dxa"/>
-            <w:vAlign w:val="center"/>
-          </w:tcPr>
-          <w:p>
-            <w:pPr>
-              <w:rPr>
-                <w:rFonts w:hint="eastAsia"/>
-                <w:szCs w:val="21"/>
-              </w:rPr>
-            </w:pPr>
-            <w:r>
-              <w:rPr>
-                <w:rFonts w:hint="eastAsia"/>
-                <w:szCs w:val="21"/>
-              </w:rPr>
-              <w:t xml:space="preserve">人机交互完整性测试</w:t>
-            </w:r>
-          </w:p>
-        </w:tc>
-        <w:tc>
-          <w:tcPr>
-            <w:tcW w:w="2984" w:type="dxa"/>
-            <w:vAlign w:val="center"/>
-          </w:tcPr>
-          <w:p>
-            <w:pPr>
-              <w:rPr>
-                <w:rFonts w:hint="eastAsia"/>
-                <w:szCs w:val="21"/>
-              </w:rPr>
-            </w:pPr>
-            <w:r>
-              <w:rPr>
-                <w:rFonts w:hint="eastAsia"/>
-                <w:szCs w:val="21"/>
-              </w:rPr>
-              <w:t xml:space="preserve">YL_GUI_WZXC_001</w:t>
-            </w:r>
-          </w:p>
-        </w:tc>
-      </w:tr>
-      <w:tr>
-        <w:trPr>
-          <w:jc w:val="center"/>
-        </w:trPr>
-        <w:tc>
-          <w:tcPr>
-            <w:tcW w:w="626" w:type="dxa"/>
-            <w:vAlign w:val="center"/>
-          </w:tcPr>
-          <w:p>
-            <w:pPr>
-              <w:pStyle w:val="af7"/>
-              <w:numPr>
-                <w:ilvl w:val="0"/>
-                <w:numId w:val="70"/>
-              </w:numPr>
-              <w:ind w:firstLineChars="0"/>
-              <w:jc w:val="center"/>
-            </w:pPr>
-          </w:p>
-        </w:tc>
-        <w:tc>
-          <w:tcPr>
-            <w:tcW w:w="1026" w:type="dxa"/>
-            <w:vMerge w:val="restart"/>
-            <w:vAlign w:val="center"/>
-          </w:tcPr>
-          <w:p>
-            <w:r>
-              <w:t>3.3.1</w:t>
-            </w:r>
-          </w:p>
-        </w:tc>
-        <w:tc>
-          <w:tcPr>
-            <w:tcW w:w="961" w:type="dxa"/>
-            <w:vMerge w:val="restart"/>
-            <w:vAlign w:val="center"/>
-          </w:tcPr>
-          <w:p>
-            <w:r>
-              <w:t>串口输入</w:t>
-            </w:r>
-          </w:p>
-        </w:tc>
-        <w:tc>
-          <w:tcPr>
-            <w:tcW w:w="1537" w:type="dxa"/>
-            <w:vAlign w:val="center"/>
-            <w:vMerge w:val="restart"/>
-          </w:tcPr>
-          <w:p>
-            <w:pPr>
-              <w:pStyle w:val="aff2"/>
-              <w:spacing w:line="240" w:lineRule="auto"/>
-              <w:ind w:firstLineChars="0" w:firstLine="0"/>
-              <w:rPr>
-                <w:rFonts w:hint="eastAsia"/>
-                <w:sz w:val="21"/>
-                <w:szCs w:val="21"/>
-              </w:rPr>
-            </w:pPr>
-            <w:r>
-              <w:rPr>
-                <w:rFonts w:hint="eastAsia"/>
-                <w:sz w:val="21"/>
-                <w:szCs w:val="21"/>
-              </w:rPr>
-              <w:t xml:space="preserve">6.2.4.3</w:t>
-            </w:r>
-            <w:r>
-              <w:rPr>
-                <w:sz w:val="21"/>
-                <w:szCs w:val="21"/>
-              </w:rPr>
-              <w:t xml:space="preserve"/>
-            </w:r>
-          </w:p>
-        </w:tc>
-        <w:tc>
-          <w:tcPr>
-            <w:tcW w:w="1537" w:type="dxa"/>
-            <w:vAlign w:val="center"/>
-            <w:vMerge w:val="restart"/>
-          </w:tcPr>
-          <w:p>
-            <w:pPr>
-              <w:pStyle w:val="aff2"/>
-              <w:spacing w:line="240" w:lineRule="auto"/>
-              <w:ind w:firstLineChars="0" w:firstLine="0"/>
-              <w:rPr>
-                <w:rFonts w:hint="eastAsia"/>
-                <w:sz w:val="21"/>
-                <w:szCs w:val="21"/>
-              </w:rPr>
-            </w:pPr>
-            <w:r>
-              <w:rPr>
-                <w:rFonts w:hint="eastAsia"/>
-                <w:sz w:val="21"/>
-                <w:szCs w:val="21"/>
-              </w:rPr>
-              <w:t xml:space="preserve">初始化功能测试</w:t>
-            </w:r>
-            <w:r>
-              <w:rPr>
-                <w:sz w:val="21"/>
-                <w:szCs w:val="21"/>
-              </w:rPr>
-              <w:t xml:space="preserve"/>
-            </w:r>
-          </w:p>
-        </w:tc>
-        <w:tc>
-          <w:tcPr>
-            <w:tcW w:w="2087" w:type="dxa"/>
-            <w:vAlign w:val="center"/>
-            <w:vMerge w:val="restart"/>
-          </w:tcPr>
-          <w:p>
-            <w:pPr>
-              <w:pStyle w:val="aff2"/>
-              <w:spacing w:line="240" w:lineRule="auto"/>
-              <w:ind w:firstLineChars="0" w:firstLine="0"/>
-              <w:rPr>
-                <w:rFonts w:hint="eastAsia"/>
-                <w:sz w:val="21"/>
-                <w:szCs w:val="21"/>
-              </w:rPr>
-            </w:pPr>
-            <w:r>
-              <w:rPr>
-                <w:rFonts w:hint="eastAsia"/>
-                <w:sz w:val="21"/>
-                <w:szCs w:val="21"/>
-              </w:rPr>
-              <w:t xml:space="preserve">XQ_SU_CSH2</w:t>
-            </w:r>
-            <w:r>
-              <w:rPr>
-                <w:sz w:val="21"/>
-                <w:szCs w:val="21"/>
-              </w:rPr>
-              <w:t xml:space="preserve"/>
-            </w:r>
-          </w:p>
-        </w:tc>
-        <w:tc>
-          <w:tcPr>
-            <w:tcW w:w="3214" w:type="dxa"/>
-            <w:vAlign w:val="center"/>
-          </w:tcPr>
-          <w:p>
-            <w:pPr>
-              <w:rPr>
-                <w:rFonts w:hint="eastAsia"/>
-                <w:szCs w:val="21"/>
-              </w:rPr>
-            </w:pPr>
-            <w:r>
-              <w:rPr>
-                <w:rFonts w:hint="eastAsia"/>
-                <w:szCs w:val="21"/>
-              </w:rPr>
-              <w:t xml:space="preserve">串口初始化</w:t>
-            </w:r>
-          </w:p>
-        </w:tc>
-        <w:tc>
-          <w:tcPr>
-            <w:tcW w:w="2984" w:type="dxa"/>
-            <w:vAlign w:val="center"/>
-          </w:tcPr>
-          <w:p>
-            <w:pPr>
-              <w:rPr>
-                <w:rFonts w:hint="eastAsia"/>
-                <w:szCs w:val="21"/>
-              </w:rPr>
-            </w:pPr>
-            <w:r>
-              <w:rPr>
-                <w:rFonts w:hint="eastAsia"/>
-                <w:szCs w:val="21"/>
-              </w:rPr>
-              <w:t xml:space="preserve">YL_SU_CSH2_001</w:t>
-            </w:r>
-          </w:p>
-        </w:tc>
-      </w:tr>
-      <w:tr>
-        <w:trPr>
-          <w:jc w:val="center"/>
-        </w:trPr>
-        <w:tc>
-          <w:tcPr>
-            <w:tcW w:w="626" w:type="dxa"/>
-            <w:vAlign w:val="center"/>
-          </w:tcPr>
-          <w:p>
-            <w:pPr>
-              <w:pStyle w:val="af7"/>
-              <w:numPr>
-                <w:ilvl w:val="0"/>
-                <w:numId w:val="70"/>
-              </w:numPr>
-              <w:ind w:firstLineChars="0"/>
-              <w:jc w:val="center"/>
-            </w:pPr>
-          </w:p>
-        </w:tc>
-        <w:tc>
-          <w:tcPr>
-            <w:tcW w:w="1026" w:type="dxa"/>
-            <w:vMerge/>
-            <w:vAlign w:val="center"/>
-          </w:tcPr>
-          <w:p/>
-        </w:tc>
-        <w:tc>
-          <w:tcPr>
-            <w:tcW w:w="961" w:type="dxa"/>
-            <w:vMerge/>
-            <w:vAlign w:val="center"/>
-          </w:tcPr>
-          <w:p/>
-        </w:tc>
-        <w:tc>
-          <w:tcPr>
-            <w:tcW w:w="1537" w:type="dxa"/>
-            <w:vAlign w:val="center"/>
             <w:vMerge w:val="continue"/>
           </w:tcPr>
           <w:p>
@@ -2120,7 +1748,7 @@
                 <w:rFonts w:hint="eastAsia"/>
                 <w:szCs w:val="21"/>
               </w:rPr>
-              <w:t xml:space="preserve">其他初始化</w:t>
+              <w:t xml:space="preserve">12312312</w:t>
             </w:r>
           </w:p>
         </w:tc>
@@ -2141,1152 +1769,7 @@
                 <w:rFonts w:hint="eastAsia"/>
                 <w:szCs w:val="21"/>
               </w:rPr>
-              <w:t xml:space="preserve">YL_SU_CSH2_002</w:t>
-            </w:r>
-          </w:p>
-        </w:tc>
-      </w:tr>
-      <w:tr>
-        <w:trPr>
-          <w:jc w:val="center"/>
-        </w:trPr>
-        <w:tc>
-          <w:tcPr>
-            <w:tcW w:w="626" w:type="dxa"/>
-            <w:vAlign w:val="center"/>
-          </w:tcPr>
-          <w:p>
-            <w:pPr>
-              <w:pStyle w:val="af7"/>
-              <w:numPr>
-                <w:ilvl w:val="0"/>
-                <w:numId w:val="70"/>
-              </w:numPr>
-              <w:ind w:firstLineChars="0"/>
-              <w:jc w:val="center"/>
-            </w:pPr>
-          </w:p>
-        </w:tc>
-        <w:tc>
-          <w:tcPr>
-            <w:tcW w:w="1026" w:type="dxa"/>
-            <w:vMerge/>
-            <w:vAlign w:val="center"/>
-          </w:tcPr>
-          <w:p/>
-        </w:tc>
-        <w:tc>
-          <w:tcPr>
-            <w:tcW w:w="961" w:type="dxa"/>
-            <w:vMerge/>
-            <w:vAlign w:val="center"/>
-          </w:tcPr>
-          <w:p/>
-        </w:tc>
-        <w:tc>
-          <w:tcPr>
-            <w:tcW w:w="1537" w:type="dxa"/>
-            <w:vAlign w:val="center"/>
-            <w:vMerge w:val="continue"/>
-          </w:tcPr>
-          <w:p>
-            <w:pPr>
-              <w:pStyle w:val="aff2"/>
-              <w:spacing w:line="240" w:lineRule="auto"/>
-              <w:ind w:firstLineChars="0" w:firstLine="0"/>
-              <w:rPr>
-                <w:rFonts w:hint="eastAsia"/>
-                <w:sz w:val="21"/>
-                <w:szCs w:val="21"/>
-              </w:rPr>
-            </w:pPr>
-            <w:r>
-              <w:rPr>
-                <w:rFonts w:hint="eastAsia"/>
-                <w:sz w:val="21"/>
-                <w:szCs w:val="21"/>
-              </w:rPr>
-              <w:t xml:space="preserve"/>
-            </w:r>
-          </w:p>
-        </w:tc>
-        <w:tc>
-          <w:tcPr>
-            <w:tcW w:w="1537" w:type="dxa"/>
-            <w:vAlign w:val="center"/>
-            <w:vMerge w:val="continue"/>
-          </w:tcPr>
-          <w:p>
-            <w:pPr>
-              <w:pStyle w:val="aff2"/>
-              <w:spacing w:line="240" w:lineRule="auto"/>
-              <w:ind w:firstLineChars="0" w:firstLine="0"/>
-              <w:rPr>
-                <w:rFonts w:hint="eastAsia"/>
-                <w:sz w:val="21"/>
-                <w:szCs w:val="21"/>
-              </w:rPr>
-            </w:pPr>
-            <w:r>
-              <w:rPr>
-                <w:rFonts w:hint="eastAsia"/>
-                <w:sz w:val="21"/>
-                <w:szCs w:val="21"/>
-              </w:rPr>
-              <w:t xml:space="preserve"/>
-            </w:r>
-          </w:p>
-        </w:tc>
-        <w:tc>
-          <w:tcPr>
-            <w:tcW w:w="2087" w:type="dxa"/>
-            <w:vAlign w:val="center"/>
-            <w:vMerge w:val="continue"/>
-          </w:tcPr>
-          <w:p>
-            <w:pPr>
-              <w:pStyle w:val="aff2"/>
-              <w:spacing w:line="240" w:lineRule="auto"/>
-              <w:ind w:firstLineChars="0" w:firstLine="0"/>
-              <w:rPr>
-                <w:rFonts w:hint="eastAsia"/>
-                <w:sz w:val="21"/>
-                <w:szCs w:val="21"/>
-              </w:rPr>
-            </w:pPr>
-            <w:r>
-              <w:rPr>
-                <w:rFonts w:hint="eastAsia"/>
-                <w:sz w:val="21"/>
-                <w:szCs w:val="21"/>
-              </w:rPr>
-              <w:t xml:space="preserve"/>
-            </w:r>
-          </w:p>
-        </w:tc>
-        <w:tc>
-          <w:tcPr>
-            <w:tcW w:w="3214" w:type="dxa"/>
-            <w:vAlign w:val="center"/>
-          </w:tcPr>
-          <w:p>
-            <w:pPr>
-              <w:rPr>
-                <w:rFonts w:hint="eastAsia"/>
-                <w:szCs w:val="21"/>
-              </w:rPr>
-            </w:pPr>
-            <w:r>
-              <w:rPr>
-                <w:rFonts w:hint="eastAsia"/>
-                <w:szCs w:val="21"/>
-              </w:rPr>
-              <w:t xml:space="preserve">串口波特率用例</w:t>
-            </w:r>
-          </w:p>
-        </w:tc>
-        <w:tc>
-          <w:tcPr>
-            <w:tcW w:w="2984" w:type="dxa"/>
-            <w:vAlign w:val="center"/>
-          </w:tcPr>
-          <w:p>
-            <w:pPr>
-              <w:rPr>
-                <w:rFonts w:hint="eastAsia"/>
-                <w:szCs w:val="21"/>
-              </w:rPr>
-            </w:pPr>
-            <w:r>
-              <w:rPr>
-                <w:rFonts w:hint="eastAsia"/>
-                <w:szCs w:val="21"/>
-              </w:rPr>
-              <w:t xml:space="preserve">YL_SU_CSH2_003</w:t>
-            </w:r>
-          </w:p>
-        </w:tc>
-      </w:tr>
-      <w:tr>
-        <w:trPr>
-          <w:jc w:val="center"/>
-        </w:trPr>
-        <w:tc>
-          <w:tcPr>
-            <w:tcW w:w="626" w:type="dxa"/>
-            <w:vAlign w:val="center"/>
-          </w:tcPr>
-          <w:p>
-            <w:pPr>
-              <w:pStyle w:val="af7"/>
-              <w:numPr>
-                <w:ilvl w:val="0"/>
-                <w:numId w:val="70"/>
-              </w:numPr>
-              <w:ind w:firstLineChars="0"/>
-              <w:jc w:val="center"/>
-            </w:pPr>
-          </w:p>
-        </w:tc>
-        <w:tc>
-          <w:tcPr>
-            <w:tcW w:w="1026" w:type="dxa"/>
-            <w:vMerge w:val="restart"/>
-            <w:vAlign w:val="center"/>
-          </w:tcPr>
-          <w:p>
-            <w:r>
-              <w:t>/</w:t>
-            </w:r>
-          </w:p>
-        </w:tc>
-        <w:tc>
-          <w:tcPr>
-            <w:tcW w:w="961" w:type="dxa"/>
-            <w:vAlign w:val="center"/>
-            <w:vMerge w:val="restart"/>
-          </w:tcPr>
-          <w:p>
-            <w:pPr>
-              <w:rPr>
-                <w:rFonts w:hint="eastAsia"/>
-                <w:szCs w:val="21"/>
-              </w:rPr>
-            </w:pPr>
-            <w:r>
-              <w:rPr>
-                <w:rFonts w:hint="eastAsia"/>
-                <w:szCs w:val="21"/>
-              </w:rPr>
-              <w:t xml:space="preserve">人机交互完整性</w:t>
-            </w:r>
-          </w:p>
-        </w:tc>
-        <w:tc>
-          <w:tcPr>
-            <w:tcW w:w="1537" w:type="dxa"/>
-            <w:vAlign w:val="center"/>
-            <w:vMerge w:val="restart"/>
-          </w:tcPr>
-          <w:p>
-            <w:pPr>
-              <w:pStyle w:val="aff2"/>
-              <w:spacing w:line="240" w:lineRule="auto"/>
-              <w:ind w:firstLineChars="0" w:firstLine="0"/>
-              <w:rPr>
-                <w:rFonts w:hint="eastAsia"/>
-                <w:sz w:val="21"/>
-                <w:szCs w:val="21"/>
-              </w:rPr>
-            </w:pPr>
-            <w:r>
-              <w:rPr>
-                <w:rFonts w:hint="eastAsia"/>
-                <w:sz w:val="21"/>
-                <w:szCs w:val="21"/>
-              </w:rPr>
-              <w:t xml:space="preserve">6.2.5.1</w:t>
-            </w:r>
-            <w:r>
-              <w:rPr>
-                <w:sz w:val="21"/>
-                <w:szCs w:val="21"/>
-              </w:rPr>
-              <w:t xml:space="preserve"/>
-            </w:r>
-          </w:p>
-        </w:tc>
-        <w:tc>
-          <w:tcPr>
-            <w:tcW w:w="1537" w:type="dxa"/>
-            <w:vAlign w:val="center"/>
-            <w:vMerge w:val="restart"/>
-          </w:tcPr>
-          <w:p>
-            <w:pPr>
-              <w:pStyle w:val="aff2"/>
-              <w:spacing w:line="240" w:lineRule="auto"/>
-              <w:ind w:firstLineChars="0" w:firstLine="0"/>
-              <w:rPr>
-                <w:rFonts w:hint="eastAsia"/>
-                <w:sz w:val="21"/>
-                <w:szCs w:val="21"/>
-              </w:rPr>
-            </w:pPr>
-            <w:r>
-              <w:rPr>
-                <w:rFonts w:hint="eastAsia"/>
-                <w:sz w:val="21"/>
-                <w:szCs w:val="21"/>
-              </w:rPr>
-              <w:t xml:space="preserve">人机交互完整性测试</w:t>
-            </w:r>
-            <w:r>
-              <w:rPr>
-                <w:sz w:val="21"/>
-                <w:szCs w:val="21"/>
-              </w:rPr>
-              <w:t xml:space="preserve"/>
-            </w:r>
-          </w:p>
-        </w:tc>
-        <w:tc>
-          <w:tcPr>
-            <w:tcW w:w="2087" w:type="dxa"/>
-            <w:vAlign w:val="center"/>
-            <w:vMerge w:val="restart"/>
-          </w:tcPr>
-          <w:p>
-            <w:pPr>
-              <w:pStyle w:val="aff2"/>
-              <w:spacing w:line="240" w:lineRule="auto"/>
-              <w:ind w:firstLineChars="0" w:firstLine="0"/>
-              <w:rPr>
-                <w:rFonts w:hint="eastAsia"/>
-                <w:sz w:val="21"/>
-                <w:szCs w:val="21"/>
-              </w:rPr>
-            </w:pPr>
-            <w:r>
-              <w:rPr>
-                <w:rFonts w:hint="eastAsia"/>
-                <w:sz w:val="21"/>
-                <w:szCs w:val="21"/>
-              </w:rPr>
-              <w:t xml:space="preserve">XQ_GUI_WZXC</w:t>
-            </w:r>
-            <w:r>
-              <w:rPr>
-                <w:sz w:val="21"/>
-                <w:szCs w:val="21"/>
-              </w:rPr>
-              <w:t xml:space="preserve"/>
-            </w:r>
-          </w:p>
-        </w:tc>
-        <w:tc>
-          <w:tcPr>
-            <w:tcW w:w="3214" w:type="dxa"/>
-            <w:vAlign w:val="center"/>
-          </w:tcPr>
-          <w:p>
-            <w:pPr>
-              <w:rPr>
-                <w:rFonts w:hint="eastAsia"/>
-                <w:szCs w:val="21"/>
-              </w:rPr>
-            </w:pPr>
-            <w:r>
-              <w:rPr>
-                <w:rFonts w:hint="eastAsia"/>
-                <w:szCs w:val="21"/>
-              </w:rPr>
-              <w:t xml:space="preserve">人机交互完整性测试</w:t>
-            </w:r>
-          </w:p>
-        </w:tc>
-        <w:tc>
-          <w:tcPr>
-            <w:tcW w:w="2984" w:type="dxa"/>
-            <w:vAlign w:val="center"/>
-          </w:tcPr>
-          <w:p>
-            <w:pPr>
-              <w:rPr>
-                <w:rFonts w:hint="eastAsia"/>
-                <w:szCs w:val="21"/>
-              </w:rPr>
-            </w:pPr>
-            <w:r>
-              <w:rPr>
-                <w:rFonts w:hint="eastAsia"/>
-                <w:szCs w:val="21"/>
-              </w:rPr>
-              <w:t xml:space="preserve">YL_GUI_WZXC_001</w:t>
-            </w:r>
-          </w:p>
-        </w:tc>
-      </w:tr>
-      <w:tr>
-        <w:trPr>
-          <w:jc w:val="center"/>
-        </w:trPr>
-        <w:tc>
-          <w:tcPr>
-            <w:tcW w:w="626" w:type="dxa"/>
-            <w:vAlign w:val="center"/>
-          </w:tcPr>
-          <w:p>
-            <w:pPr>
-              <w:pStyle w:val="af7"/>
-              <w:numPr>
-                <w:ilvl w:val="0"/>
-                <w:numId w:val="70"/>
-              </w:numPr>
-              <w:ind w:firstLineChars="0"/>
-              <w:jc w:val="center"/>
-            </w:pPr>
-          </w:p>
-        </w:tc>
-        <w:tc>
-          <w:tcPr>
-            <w:tcW w:w="1026" w:type="dxa"/>
-            <w:vMerge/>
-            <w:vAlign w:val="center"/>
-          </w:tcPr>
-          <w:p/>
-        </w:tc>
-        <w:tc>
-          <w:tcPr>
-            <w:tcW w:w="961" w:type="dxa"/>
-            <w:vAlign w:val="center"/>
-            <w:vMerge w:val="restart"/>
-          </w:tcPr>
-          <w:p>
-            <w:pPr>
-              <w:rPr>
-                <w:rFonts w:hint="eastAsia"/>
-                <w:szCs w:val="21"/>
-              </w:rPr>
-            </w:pPr>
-            <w:r>
-              <w:rPr>
-                <w:rFonts w:hint="eastAsia"/>
-                <w:szCs w:val="21"/>
-              </w:rPr>
-              <w:t xml:space="preserve">人机交互界面一致性</w:t>
-            </w:r>
-          </w:p>
-        </w:tc>
-        <w:tc>
-          <w:tcPr>
-            <w:tcW w:w="1537" w:type="dxa"/>
-            <w:vAlign w:val="center"/>
-            <w:vMerge w:val="restart"/>
-          </w:tcPr>
-          <w:p>
-            <w:pPr>
-              <w:pStyle w:val="aff2"/>
-              <w:spacing w:line="240" w:lineRule="auto"/>
-              <w:ind w:firstLineChars="0" w:firstLine="0"/>
-              <w:rPr>
-                <w:rFonts w:hint="eastAsia"/>
-                <w:sz w:val="21"/>
-                <w:szCs w:val="21"/>
-              </w:rPr>
-            </w:pPr>
-            <w:r>
-              <w:rPr>
-                <w:rFonts w:hint="eastAsia"/>
-                <w:sz w:val="21"/>
-                <w:szCs w:val="21"/>
-              </w:rPr>
-              <w:t xml:space="preserve">6.2.5.2</w:t>
-            </w:r>
-            <w:r>
-              <w:rPr>
-                <w:sz w:val="21"/>
-                <w:szCs w:val="21"/>
-              </w:rPr>
-              <w:t xml:space="preserve"/>
-            </w:r>
-          </w:p>
-        </w:tc>
-        <w:tc>
-          <w:tcPr>
-            <w:tcW w:w="1537" w:type="dxa"/>
-            <w:vAlign w:val="center"/>
-            <w:vMerge w:val="restart"/>
-          </w:tcPr>
-          <w:p>
-            <w:pPr>
-              <w:pStyle w:val="aff2"/>
-              <w:spacing w:line="240" w:lineRule="auto"/>
-              <w:ind w:firstLineChars="0" w:firstLine="0"/>
-              <w:rPr>
-                <w:rFonts w:hint="eastAsia"/>
-                <w:sz w:val="21"/>
-                <w:szCs w:val="21"/>
-              </w:rPr>
-            </w:pPr>
-            <w:r>
-              <w:rPr>
-                <w:rFonts w:hint="eastAsia"/>
-                <w:sz w:val="21"/>
-                <w:szCs w:val="21"/>
-              </w:rPr>
-              <w:t xml:space="preserve">人机交互界面一致性测试</w:t>
-            </w:r>
-            <w:r>
-              <w:rPr>
-                <w:sz w:val="21"/>
-                <w:szCs w:val="21"/>
-              </w:rPr>
-              <w:t xml:space="preserve"/>
-            </w:r>
-          </w:p>
-        </w:tc>
-        <w:tc>
-          <w:tcPr>
-            <w:tcW w:w="2087" w:type="dxa"/>
-            <w:vAlign w:val="center"/>
-            <w:vMerge w:val="restart"/>
-          </w:tcPr>
-          <w:p>
-            <w:pPr>
-              <w:pStyle w:val="aff2"/>
-              <w:spacing w:line="240" w:lineRule="auto"/>
-              <w:ind w:firstLineChars="0" w:firstLine="0"/>
-              <w:rPr>
-                <w:rFonts w:hint="eastAsia"/>
-                <w:sz w:val="21"/>
-                <w:szCs w:val="21"/>
-              </w:rPr>
-            </w:pPr>
-            <w:r>
-              <w:rPr>
-                <w:rFonts w:hint="eastAsia"/>
-                <w:sz w:val="21"/>
-                <w:szCs w:val="21"/>
-              </w:rPr>
-              <w:t xml:space="preserve">XQ_GUI_YZXC</w:t>
-            </w:r>
-            <w:r>
-              <w:rPr>
-                <w:sz w:val="21"/>
-                <w:szCs w:val="21"/>
-              </w:rPr>
-              <w:t xml:space="preserve"/>
-            </w:r>
-          </w:p>
-        </w:tc>
-        <w:tc>
-          <w:tcPr>
-            <w:tcW w:w="3214" w:type="dxa"/>
-            <w:vAlign w:val="center"/>
-          </w:tcPr>
-          <w:p>
-            <w:pPr>
-              <w:rPr>
-                <w:rFonts w:hint="eastAsia"/>
-                <w:szCs w:val="21"/>
-              </w:rPr>
-            </w:pPr>
-            <w:r>
-              <w:rPr>
-                <w:rFonts w:hint="eastAsia"/>
-                <w:szCs w:val="21"/>
-              </w:rPr>
-              <w:t xml:space="preserve">人机交互界面一致性测试</w:t>
-            </w:r>
-          </w:p>
-        </w:tc>
-        <w:tc>
-          <w:tcPr>
-            <w:tcW w:w="2984" w:type="dxa"/>
-            <w:vAlign w:val="center"/>
-          </w:tcPr>
-          <w:p>
-            <w:pPr>
-              <w:rPr>
-                <w:rFonts w:hint="eastAsia"/>
-                <w:szCs w:val="21"/>
-              </w:rPr>
-            </w:pPr>
-            <w:r>
-              <w:rPr>
-                <w:rFonts w:hint="eastAsia"/>
-                <w:szCs w:val="21"/>
-              </w:rPr>
-              <w:t xml:space="preserve">YL_GUI_YZXC_001</w:t>
-            </w:r>
-          </w:p>
-        </w:tc>
-      </w:tr>
-      <w:tr>
-        <w:trPr>
-          <w:jc w:val="center"/>
-        </w:trPr>
-        <w:tc>
-          <w:tcPr>
-            <w:tcW w:w="626" w:type="dxa"/>
-            <w:vAlign w:val="center"/>
-          </w:tcPr>
-          <w:p>
-            <w:pPr>
-              <w:pStyle w:val="af7"/>
-              <w:numPr>
-                <w:ilvl w:val="0"/>
-                <w:numId w:val="70"/>
-              </w:numPr>
-              <w:ind w:firstLineChars="0"/>
-              <w:jc w:val="center"/>
-            </w:pPr>
-          </w:p>
-        </w:tc>
-        <w:tc>
-          <w:tcPr>
-            <w:tcW w:w="1026" w:type="dxa"/>
-            <w:vMerge/>
-            <w:vAlign w:val="center"/>
-          </w:tcPr>
-          <w:p/>
-        </w:tc>
-        <w:tc>
-          <w:tcPr>
-            <w:tcW w:w="961" w:type="dxa"/>
-            <w:vAlign w:val="center"/>
-            <w:vMerge w:val="restart"/>
-          </w:tcPr>
-          <w:p>
-            <w:pPr>
-              <w:rPr>
-                <w:rFonts w:hint="eastAsia"/>
-                <w:szCs w:val="21"/>
-              </w:rPr>
-            </w:pPr>
-            <w:r>
-              <w:rPr>
-                <w:rFonts w:hint="eastAsia"/>
-                <w:szCs w:val="21"/>
-              </w:rPr>
-              <w:t xml:space="preserve">人机交互界面友好性</w:t>
-            </w:r>
-          </w:p>
-        </w:tc>
-        <w:tc>
-          <w:tcPr>
-            <w:tcW w:w="1537" w:type="dxa"/>
-            <w:vAlign w:val="center"/>
-            <w:vMerge w:val="restart"/>
-          </w:tcPr>
-          <w:p>
-            <w:pPr>
-              <w:pStyle w:val="aff2"/>
-              <w:spacing w:line="240" w:lineRule="auto"/>
-              <w:ind w:firstLineChars="0" w:firstLine="0"/>
-              <w:rPr>
-                <w:rFonts w:hint="eastAsia"/>
-                <w:sz w:val="21"/>
-                <w:szCs w:val="21"/>
-              </w:rPr>
-            </w:pPr>
-            <w:r>
-              <w:rPr>
-                <w:rFonts w:hint="eastAsia"/>
-                <w:sz w:val="21"/>
-                <w:szCs w:val="21"/>
-              </w:rPr>
-              <w:t xml:space="preserve">6.2.5.3</w:t>
-            </w:r>
-            <w:r>
-              <w:rPr>
-                <w:sz w:val="21"/>
-                <w:szCs w:val="21"/>
-              </w:rPr>
-              <w:t xml:space="preserve"/>
-            </w:r>
-          </w:p>
-        </w:tc>
-        <w:tc>
-          <w:tcPr>
-            <w:tcW w:w="1537" w:type="dxa"/>
-            <w:vAlign w:val="center"/>
-            <w:vMerge w:val="restart"/>
-          </w:tcPr>
-          <w:p>
-            <w:pPr>
-              <w:pStyle w:val="aff2"/>
-              <w:spacing w:line="240" w:lineRule="auto"/>
-              <w:ind w:firstLineChars="0" w:firstLine="0"/>
-              <w:rPr>
-                <w:rFonts w:hint="eastAsia"/>
-                <w:sz w:val="21"/>
-                <w:szCs w:val="21"/>
-              </w:rPr>
-            </w:pPr>
-            <w:r>
-              <w:rPr>
-                <w:rFonts w:hint="eastAsia"/>
-                <w:sz w:val="21"/>
-                <w:szCs w:val="21"/>
-              </w:rPr>
-              <w:t xml:space="preserve">人机交互界面友好性测试</w:t>
-            </w:r>
-            <w:r>
-              <w:rPr>
-                <w:sz w:val="21"/>
-                <w:szCs w:val="21"/>
-              </w:rPr>
-              <w:t xml:space="preserve"/>
-            </w:r>
-          </w:p>
-        </w:tc>
-        <w:tc>
-          <w:tcPr>
-            <w:tcW w:w="2087" w:type="dxa"/>
-            <w:vAlign w:val="center"/>
-            <w:vMerge w:val="restart"/>
-          </w:tcPr>
-          <w:p>
-            <w:pPr>
-              <w:pStyle w:val="aff2"/>
-              <w:spacing w:line="240" w:lineRule="auto"/>
-              <w:ind w:firstLineChars="0" w:firstLine="0"/>
-              <w:rPr>
-                <w:rFonts w:hint="eastAsia"/>
-                <w:sz w:val="21"/>
-                <w:szCs w:val="21"/>
-              </w:rPr>
-            </w:pPr>
-            <w:r>
-              <w:rPr>
-                <w:rFonts w:hint="eastAsia"/>
-                <w:sz w:val="21"/>
-                <w:szCs w:val="21"/>
-              </w:rPr>
-              <w:t xml:space="preserve">XQ_GUI_YHXC</w:t>
-            </w:r>
-            <w:r>
-              <w:rPr>
-                <w:sz w:val="21"/>
-                <w:szCs w:val="21"/>
-              </w:rPr>
-              <w:t xml:space="preserve"/>
-            </w:r>
-          </w:p>
-        </w:tc>
-        <w:tc>
-          <w:tcPr>
-            <w:tcW w:w="3214" w:type="dxa"/>
-            <w:vAlign w:val="center"/>
-          </w:tcPr>
-          <w:p>
-            <w:pPr>
-              <w:rPr>
-                <w:rFonts w:hint="eastAsia"/>
-                <w:szCs w:val="21"/>
-              </w:rPr>
-            </w:pPr>
-            <w:r>
-              <w:rPr>
-                <w:rFonts w:hint="eastAsia"/>
-                <w:szCs w:val="21"/>
-              </w:rPr>
-              <w:t xml:space="preserve">人机交互界面友好性测试</w:t>
-            </w:r>
-          </w:p>
-        </w:tc>
-        <w:tc>
-          <w:tcPr>
-            <w:tcW w:w="2984" w:type="dxa"/>
-            <w:vAlign w:val="center"/>
-          </w:tcPr>
-          <w:p>
-            <w:pPr>
-              <w:rPr>
-                <w:rFonts w:hint="eastAsia"/>
-                <w:szCs w:val="21"/>
-              </w:rPr>
-            </w:pPr>
-            <w:r>
-              <w:rPr>
-                <w:rFonts w:hint="eastAsia"/>
-                <w:szCs w:val="21"/>
-              </w:rPr>
-              <w:t xml:space="preserve">YL_GUI_YHXC_001</w:t>
-            </w:r>
-          </w:p>
-        </w:tc>
-      </w:tr>
-      <w:tr>
-        <w:trPr>
-          <w:jc w:val="center"/>
-        </w:trPr>
-        <w:tc>
-          <w:tcPr>
-            <w:tcW w:w="626" w:type="dxa"/>
-            <w:vAlign w:val="center"/>
-          </w:tcPr>
-          <w:p>
-            <w:pPr>
-              <w:pStyle w:val="af7"/>
-              <w:numPr>
-                <w:ilvl w:val="0"/>
-                <w:numId w:val="70"/>
-              </w:numPr>
-              <w:ind w:firstLineChars="0"/>
-              <w:jc w:val="center"/>
-            </w:pPr>
-          </w:p>
-        </w:tc>
-        <w:tc>
-          <w:tcPr>
-            <w:tcW w:w="1026" w:type="dxa"/>
-            <w:vMerge/>
-            <w:vAlign w:val="center"/>
-          </w:tcPr>
-          <w:p/>
-        </w:tc>
-        <w:tc>
-          <w:tcPr>
-            <w:tcW w:w="961" w:type="dxa"/>
-            <w:vAlign w:val="center"/>
-            <w:vMerge w:val="restart"/>
-          </w:tcPr>
-          <w:p>
-            <w:pPr>
-              <w:rPr>
-                <w:rFonts w:hint="eastAsia"/>
-                <w:szCs w:val="21"/>
-              </w:rPr>
-            </w:pPr>
-            <w:r>
-              <w:rPr>
-                <w:rFonts w:hint="eastAsia"/>
-                <w:szCs w:val="21"/>
-              </w:rPr>
-              <w:t xml:space="preserve">人机交互界面易操作性</w:t>
-            </w:r>
-          </w:p>
-        </w:tc>
-        <w:tc>
-          <w:tcPr>
-            <w:tcW w:w="1537" w:type="dxa"/>
-            <w:vAlign w:val="center"/>
-            <w:vMerge w:val="restart"/>
-          </w:tcPr>
-          <w:p>
-            <w:pPr>
-              <w:pStyle w:val="aff2"/>
-              <w:spacing w:line="240" w:lineRule="auto"/>
-              <w:ind w:firstLineChars="0" w:firstLine="0"/>
-              <w:rPr>
-                <w:rFonts w:hint="eastAsia"/>
-                <w:sz w:val="21"/>
-                <w:szCs w:val="21"/>
-              </w:rPr>
-            </w:pPr>
-            <w:r>
-              <w:rPr>
-                <w:rFonts w:hint="eastAsia"/>
-                <w:sz w:val="21"/>
-                <w:szCs w:val="21"/>
-              </w:rPr>
-              <w:t xml:space="preserve">6.2.5.4</w:t>
-            </w:r>
-            <w:r>
-              <w:rPr>
-                <w:sz w:val="21"/>
-                <w:szCs w:val="21"/>
-              </w:rPr>
-              <w:t xml:space="preserve"/>
-            </w:r>
-          </w:p>
-        </w:tc>
-        <w:tc>
-          <w:tcPr>
-            <w:tcW w:w="1537" w:type="dxa"/>
-            <w:vAlign w:val="center"/>
-            <w:vMerge w:val="restart"/>
-          </w:tcPr>
-          <w:p>
-            <w:pPr>
-              <w:pStyle w:val="aff2"/>
-              <w:spacing w:line="240" w:lineRule="auto"/>
-              <w:ind w:firstLineChars="0" w:firstLine="0"/>
-              <w:rPr>
-                <w:rFonts w:hint="eastAsia"/>
-                <w:sz w:val="21"/>
-                <w:szCs w:val="21"/>
-              </w:rPr>
-            </w:pPr>
-            <w:r>
-              <w:rPr>
-                <w:rFonts w:hint="eastAsia"/>
-                <w:sz w:val="21"/>
-                <w:szCs w:val="21"/>
-              </w:rPr>
-              <w:t xml:space="preserve">人机交互界面易操作性测试</w:t>
-            </w:r>
-            <w:r>
-              <w:rPr>
-                <w:sz w:val="21"/>
-                <w:szCs w:val="21"/>
-              </w:rPr>
-              <w:t xml:space="preserve"/>
-            </w:r>
-          </w:p>
-        </w:tc>
-        <w:tc>
-          <w:tcPr>
-            <w:tcW w:w="2087" w:type="dxa"/>
-            <w:vAlign w:val="center"/>
-            <w:vMerge w:val="restart"/>
-          </w:tcPr>
-          <w:p>
-            <w:pPr>
-              <w:pStyle w:val="aff2"/>
-              <w:spacing w:line="240" w:lineRule="auto"/>
-              <w:ind w:firstLineChars="0" w:firstLine="0"/>
-              <w:rPr>
-                <w:rFonts w:hint="eastAsia"/>
-                <w:sz w:val="21"/>
-                <w:szCs w:val="21"/>
-              </w:rPr>
-            </w:pPr>
-            <w:r>
-              <w:rPr>
-                <w:rFonts w:hint="eastAsia"/>
-                <w:sz w:val="21"/>
-                <w:szCs w:val="21"/>
-              </w:rPr>
-              <w:t xml:space="preserve">XQ_GUI_YCZX</w:t>
-            </w:r>
-            <w:r>
-              <w:rPr>
-                <w:sz w:val="21"/>
-                <w:szCs w:val="21"/>
-              </w:rPr>
-              <w:t xml:space="preserve"/>
-            </w:r>
-          </w:p>
-        </w:tc>
-        <w:tc>
-          <w:tcPr>
-            <w:tcW w:w="3214" w:type="dxa"/>
-            <w:vAlign w:val="center"/>
-          </w:tcPr>
-          <w:p>
-            <w:pPr>
-              <w:rPr>
-                <w:rFonts w:hint="eastAsia"/>
-                <w:szCs w:val="21"/>
-              </w:rPr>
-            </w:pPr>
-            <w:r>
-              <w:rPr>
-                <w:rFonts w:hint="eastAsia"/>
-                <w:szCs w:val="21"/>
-              </w:rPr>
-              <w:t xml:space="preserve">人机交互界面易操作性测试</w:t>
-            </w:r>
-          </w:p>
-        </w:tc>
-        <w:tc>
-          <w:tcPr>
-            <w:tcW w:w="2984" w:type="dxa"/>
-            <w:vAlign w:val="center"/>
-          </w:tcPr>
-          <w:p>
-            <w:pPr>
-              <w:rPr>
-                <w:rFonts w:hint="eastAsia"/>
-                <w:szCs w:val="21"/>
-              </w:rPr>
-            </w:pPr>
-            <w:r>
-              <w:rPr>
-                <w:rFonts w:hint="eastAsia"/>
-                <w:szCs w:val="21"/>
-              </w:rPr>
-              <w:t xml:space="preserve">YL_GUI_YCZX_001</w:t>
-            </w:r>
-          </w:p>
-        </w:tc>
-      </w:tr>
-      <w:tr>
-        <w:trPr>
-          <w:jc w:val="center"/>
-        </w:trPr>
-        <w:tc>
-          <w:tcPr>
-            <w:tcW w:w="626" w:type="dxa"/>
-            <w:vAlign w:val="center"/>
-          </w:tcPr>
-          <w:p>
-            <w:pPr>
-              <w:pStyle w:val="af7"/>
-              <w:numPr>
-                <w:ilvl w:val="0"/>
-                <w:numId w:val="70"/>
-              </w:numPr>
-              <w:ind w:firstLineChars="0"/>
-              <w:jc w:val="center"/>
-            </w:pPr>
-          </w:p>
-        </w:tc>
-        <w:tc>
-          <w:tcPr>
-            <w:tcW w:w="1026" w:type="dxa"/>
-            <w:vMerge/>
-            <w:vAlign w:val="center"/>
-          </w:tcPr>
-          <w:p/>
-        </w:tc>
-        <w:tc>
-          <w:tcPr>
-            <w:tcW w:w="961" w:type="dxa"/>
-            <w:vAlign w:val="center"/>
-            <w:vMerge w:val="restart"/>
-          </w:tcPr>
-          <w:p>
-            <w:pPr>
-              <w:rPr>
-                <w:rFonts w:hint="eastAsia"/>
-                <w:szCs w:val="21"/>
-              </w:rPr>
-            </w:pPr>
-            <w:r>
-              <w:rPr>
-                <w:rFonts w:hint="eastAsia"/>
-                <w:szCs w:val="21"/>
-              </w:rPr>
-              <w:t xml:space="preserve">人机交互界面操作测试</w:t>
-            </w:r>
-          </w:p>
-        </w:tc>
-        <w:tc>
-          <w:tcPr>
-            <w:tcW w:w="1537" w:type="dxa"/>
-            <w:vAlign w:val="center"/>
-            <w:vMerge w:val="restart"/>
-          </w:tcPr>
-          <w:p>
-            <w:pPr>
-              <w:pStyle w:val="aff2"/>
-              <w:spacing w:line="240" w:lineRule="auto"/>
-              <w:ind w:firstLineChars="0" w:firstLine="0"/>
-              <w:rPr>
-                <w:rFonts w:hint="eastAsia"/>
-                <w:sz w:val="21"/>
-                <w:szCs w:val="21"/>
-              </w:rPr>
-            </w:pPr>
-            <w:r>
-              <w:rPr>
-                <w:rFonts w:hint="eastAsia"/>
-                <w:sz w:val="21"/>
-                <w:szCs w:val="21"/>
-              </w:rPr>
-              <w:t xml:space="preserve">6.2.5.5</w:t>
-            </w:r>
-            <w:r>
-              <w:rPr>
-                <w:sz w:val="21"/>
-                <w:szCs w:val="21"/>
-              </w:rPr>
-              <w:t xml:space="preserve"/>
-            </w:r>
-          </w:p>
-        </w:tc>
-        <w:tc>
-          <w:tcPr>
-            <w:tcW w:w="1537" w:type="dxa"/>
-            <w:vAlign w:val="center"/>
-            <w:vMerge w:val="restart"/>
-          </w:tcPr>
-          <w:p>
-            <w:pPr>
-              <w:pStyle w:val="aff2"/>
-              <w:spacing w:line="240" w:lineRule="auto"/>
-              <w:ind w:firstLineChars="0" w:firstLine="0"/>
-              <w:rPr>
-                <w:rFonts w:hint="eastAsia"/>
-                <w:sz w:val="21"/>
-                <w:szCs w:val="21"/>
-              </w:rPr>
-            </w:pPr>
-            <w:r>
-              <w:rPr>
-                <w:rFonts w:hint="eastAsia"/>
-                <w:sz w:val="21"/>
-                <w:szCs w:val="21"/>
-              </w:rPr>
-              <w:t xml:space="preserve">人机交互界面操作测试测试</w:t>
-            </w:r>
-            <w:r>
-              <w:rPr>
-                <w:sz w:val="21"/>
-                <w:szCs w:val="21"/>
-              </w:rPr>
-              <w:t xml:space="preserve"/>
-            </w:r>
-          </w:p>
-        </w:tc>
-        <w:tc>
-          <w:tcPr>
-            <w:tcW w:w="2087" w:type="dxa"/>
-            <w:vAlign w:val="center"/>
-            <w:vMerge w:val="restart"/>
-          </w:tcPr>
-          <w:p>
-            <w:pPr>
-              <w:pStyle w:val="aff2"/>
-              <w:spacing w:line="240" w:lineRule="auto"/>
-              <w:ind w:firstLineChars="0" w:firstLine="0"/>
-              <w:rPr>
-                <w:rFonts w:hint="eastAsia"/>
-                <w:sz w:val="21"/>
-                <w:szCs w:val="21"/>
-              </w:rPr>
-            </w:pPr>
-            <w:r>
-              <w:rPr>
-                <w:rFonts w:hint="eastAsia"/>
-                <w:sz w:val="21"/>
-                <w:szCs w:val="21"/>
-              </w:rPr>
-              <w:t xml:space="preserve">XQ_GUI_CZCC</w:t>
-            </w:r>
-            <w:r>
-              <w:rPr>
-                <w:sz w:val="21"/>
-                <w:szCs w:val="21"/>
-              </w:rPr>
-              <w:t xml:space="preserve"/>
-            </w:r>
-          </w:p>
-        </w:tc>
-        <w:tc>
-          <w:tcPr>
-            <w:tcW w:w="3214" w:type="dxa"/>
-            <w:vAlign w:val="center"/>
-          </w:tcPr>
-          <w:p>
-            <w:pPr>
-              <w:rPr>
-                <w:rFonts w:hint="eastAsia"/>
-                <w:szCs w:val="21"/>
-              </w:rPr>
-            </w:pPr>
-            <w:r>
-              <w:rPr>
-                <w:rFonts w:hint="eastAsia"/>
-                <w:szCs w:val="21"/>
-              </w:rPr>
-              <w:t xml:space="preserve">人机交互界面操作测试测试</w:t>
-            </w:r>
-          </w:p>
-        </w:tc>
-        <w:tc>
-          <w:tcPr>
-            <w:tcW w:w="2984" w:type="dxa"/>
-            <w:vAlign w:val="center"/>
-          </w:tcPr>
-          <w:p>
-            <w:pPr>
-              <w:rPr>
-                <w:rFonts w:hint="eastAsia"/>
-                <w:szCs w:val="21"/>
-              </w:rPr>
-            </w:pPr>
-            <w:r>
-              <w:rPr>
-                <w:rFonts w:hint="eastAsia"/>
-                <w:szCs w:val="21"/>
-              </w:rPr>
-              <w:t xml:space="preserve">YL_GUI_CZCC_001</w:t>
+              <w:t xml:space="preserve">YL_SU_CSH_005</w:t>
             </w:r>
           </w:p>
         </w:tc>

--- a/media/R2601/output_dir/sm/说明追踪.docx
+++ b/media/R2601/output_dir/sm/说明追踪.docx
@@ -182,12 +182,14 @@
       </w:tblGrid>
       <w:tr>
         <w:trPr>
+          <w:trHeight w:val="255"/>
           <w:tblHeader/>
           <w:jc w:val="center"/>
         </w:trPr>
         <w:tc>
           <w:tcPr>
             <w:tcW w:w="626" w:type="dxa"/>
+            <w:vMerge w:val="restart"/>
             <w:vAlign w:val="center"/>
           </w:tcPr>
           <w:p>
@@ -208,6 +210,109 @@
               </w:rPr>
               <w:t>序号</w:t>
             </w:r>
+          </w:p>
+        </w:tc>
+        <w:tc>
+          <w:tcPr>
+            <w:tcW w:w="1987" w:type="dxa"/>
+            <w:gridSpan w:val="2"/>
+            <w:vAlign w:val="center"/>
+          </w:tcPr>
+          <w:p>
+            <w:pPr>
+              <w:pStyle w:val="14"/>
+              <w:jc w:val="center"/>
+              <w:rPr>
+                <w:rFonts w:ascii="黑体" w:eastAsia="黑体" w:hAnsi="黑体" w:hint="eastAsia"/>
+                <w:sz w:val="21"/>
+                <w:szCs w:val="21"/>
+              </w:rPr>
+            </w:pPr>
+            <w:r>
+              <w:rPr>
+                <w:rFonts w:ascii="黑体" w:eastAsia="黑体" w:hAnsi="黑体" w:hint="eastAsia"/>
+                <w:sz w:val="21"/>
+                <w:szCs w:val="21"/>
+              </w:rPr>
+              <w:t>需求规格说明</w:t>
+            </w:r>
+          </w:p>
+        </w:tc>
+        <w:tc>
+          <w:tcPr>
+            <w:tcW w:w="5161" w:type="dxa"/>
+            <w:gridSpan w:val="3"/>
+            <w:vAlign w:val="center"/>
+          </w:tcPr>
+          <w:p>
+            <w:pPr>
+              <w:pStyle w:val="14"/>
+              <w:jc w:val="center"/>
+              <w:rPr>
+                <w:rFonts w:ascii="黑体" w:eastAsia="黑体" w:hAnsi="黑体" w:hint="eastAsia"/>
+                <w:sz w:val="21"/>
+                <w:szCs w:val="21"/>
+              </w:rPr>
+            </w:pPr>
+            <w:r>
+              <w:rPr>
+                <w:rFonts w:ascii="黑体" w:eastAsia="黑体" w:hAnsi="黑体" w:hint="eastAsia"/>
+                <w:sz w:val="21"/>
+                <w:szCs w:val="21"/>
+              </w:rPr>
+              <w:t>测评大纲</w:t>
+            </w:r>
+          </w:p>
+        </w:tc>
+        <w:tc>
+          <w:tcPr>
+            <w:tcW w:w="6198" w:type="dxa"/>
+            <w:gridSpan w:val="2"/>
+            <w:vAlign w:val="center"/>
+          </w:tcPr>
+          <w:p>
+            <w:pPr>
+              <w:pStyle w:val="14"/>
+              <w:jc w:val="center"/>
+              <w:rPr>
+                <w:rFonts w:ascii="黑体" w:eastAsia="黑体" w:hAnsi="黑体" w:hint="eastAsia"/>
+                <w:sz w:val="21"/>
+                <w:szCs w:val="21"/>
+              </w:rPr>
+            </w:pPr>
+            <w:r>
+              <w:rPr>
+                <w:rFonts w:ascii="黑体" w:eastAsia="黑体" w:hAnsi="黑体" w:hint="eastAsia"/>
+                <w:sz w:val="21"/>
+                <w:szCs w:val="21"/>
+              </w:rPr>
+              <w:t>测试用例</w:t>
+            </w:r>
+          </w:p>
+        </w:tc>
+      </w:tr>
+      <w:tr>
+        <w:trPr>
+          <w:trHeight w:val="255"/>
+          <w:tblHeader/>
+          <w:jc w:val="center"/>
+        </w:trPr>
+        <w:tc>
+          <w:tcPr>
+            <w:tcW w:w="626" w:type="dxa"/>
+            <w:vMerge/>
+            <w:vAlign w:val="center"/>
+          </w:tcPr>
+          <w:p>
+            <w:pPr>
+              <w:pStyle w:val="14"/>
+              <w:jc w:val="center"/>
+              <w:rPr>
+                <w:rFonts w:ascii="黑体" w:eastAsia="黑体" w:hAnsi="黑体" w:hint="eastAsia"/>
+                <w:sz w:val="21"/>
+                <w:szCs w:val="21"/>
+              </w:rPr>
+            </w:pPr>
           </w:p>
         </w:tc>
         <w:tc>
@@ -443,7 +548,6 @@
               <w:spacing w:line="240" w:lineRule="auto"/>
               <w:ind w:firstLineChars="0" w:firstLine="0"/>
               <w:rPr>
-                <w:rFonts w:hint="eastAsia"/>
                 <w:sz w:val="21"/>
                 <w:szCs w:val="21"/>
               </w:rPr>
@@ -477,7 +581,6 @@
               <w:spacing w:line="240" w:lineRule="auto"/>
               <w:ind w:firstLineChars="0" w:firstLine="0"/>
               <w:rPr>
-                <w:rFonts w:hint="eastAsia"/>
                 <w:sz w:val="21"/>
                 <w:szCs w:val="21"/>
               </w:rPr>
@@ -511,7 +614,6 @@
               <w:spacing w:line="240" w:lineRule="auto"/>
               <w:ind w:firstLineChars="0" w:firstLine="0"/>
               <w:rPr>
-                <w:rFonts w:hint="eastAsia"/>
                 <w:sz w:val="21"/>
                 <w:szCs w:val="21"/>
               </w:rPr>
@@ -541,7 +643,6 @@
           <w:p>
             <w:pPr>
               <w:rPr>
-                <w:rFonts w:hint="eastAsia"/>
                 <w:szCs w:val="21"/>
               </w:rPr>
             </w:pPr>
@@ -562,7 +663,6 @@
           <w:p>
             <w:pPr>
               <w:rPr>
-                <w:rFonts w:hint="eastAsia"/>
                 <w:szCs w:val="21"/>
               </w:rPr>
             </w:pPr>
@@ -625,7 +725,6 @@
               <w:spacing w:line="240" w:lineRule="auto"/>
               <w:ind w:firstLineChars="0" w:firstLine="0"/>
               <w:rPr>
-                <w:rFonts w:hint="eastAsia"/>
                 <w:sz w:val="21"/>
                 <w:szCs w:val="21"/>
               </w:rPr>
@@ -659,7 +758,6 @@
               <w:spacing w:line="240" w:lineRule="auto"/>
               <w:ind w:firstLineChars="0" w:firstLine="0"/>
               <w:rPr>
-                <w:rFonts w:hint="eastAsia"/>
                 <w:sz w:val="21"/>
                 <w:szCs w:val="21"/>
               </w:rPr>
@@ -693,7 +791,6 @@
               <w:spacing w:line="240" w:lineRule="auto"/>
               <w:ind w:firstLineChars="0" w:firstLine="0"/>
               <w:rPr>
-                <w:rFonts w:hint="eastAsia"/>
                 <w:sz w:val="21"/>
                 <w:szCs w:val="21"/>
               </w:rPr>
@@ -723,7 +820,6 @@
           <w:p>
             <w:pPr>
               <w:rPr>
-                <w:rFonts w:hint="eastAsia"/>
                 <w:szCs w:val="21"/>
               </w:rPr>
             </w:pPr>
@@ -744,7 +840,6 @@
           <w:p>
             <w:pPr>
               <w:rPr>
-                <w:rFonts w:hint="eastAsia"/>
                 <w:szCs w:val="21"/>
               </w:rPr>
             </w:pPr>
@@ -807,7 +902,6 @@
               <w:spacing w:line="240" w:lineRule="auto"/>
               <w:ind w:firstLineChars="0" w:firstLine="0"/>
               <w:rPr>
-                <w:rFonts w:hint="eastAsia"/>
                 <w:sz w:val="21"/>
                 <w:szCs w:val="21"/>
               </w:rPr>
@@ -841,7 +935,6 @@
               <w:spacing w:line="240" w:lineRule="auto"/>
               <w:ind w:firstLineChars="0" w:firstLine="0"/>
               <w:rPr>
-                <w:rFonts w:hint="eastAsia"/>
                 <w:sz w:val="21"/>
                 <w:szCs w:val="21"/>
               </w:rPr>
@@ -875,7 +968,6 @@
               <w:spacing w:line="240" w:lineRule="auto"/>
               <w:ind w:firstLineChars="0" w:firstLine="0"/>
               <w:rPr>
-                <w:rFonts w:hint="eastAsia"/>
                 <w:sz w:val="21"/>
                 <w:szCs w:val="21"/>
               </w:rPr>
@@ -905,7 +997,6 @@
           <w:p>
             <w:pPr>
               <w:rPr>
-                <w:rFonts w:hint="eastAsia"/>
                 <w:szCs w:val="21"/>
               </w:rPr>
             </w:pPr>
@@ -926,7 +1017,6 @@
           <w:p>
             <w:pPr>
               <w:rPr>
-                <w:rFonts w:hint="eastAsia"/>
                 <w:szCs w:val="21"/>
               </w:rPr>
             </w:pPr>
@@ -997,7 +1087,6 @@
               <w:spacing w:line="240" w:lineRule="auto"/>
               <w:ind w:firstLineChars="0" w:firstLine="0"/>
               <w:rPr>
-                <w:rFonts w:hint="eastAsia"/>
                 <w:sz w:val="21"/>
                 <w:szCs w:val="21"/>
               </w:rPr>
@@ -1031,7 +1120,6 @@
               <w:spacing w:line="240" w:lineRule="auto"/>
               <w:ind w:firstLineChars="0" w:firstLine="0"/>
               <w:rPr>
-                <w:rFonts w:hint="eastAsia"/>
                 <w:sz w:val="21"/>
                 <w:szCs w:val="21"/>
               </w:rPr>
@@ -1065,7 +1153,6 @@
               <w:spacing w:line="240" w:lineRule="auto"/>
               <w:ind w:firstLineChars="0" w:firstLine="0"/>
               <w:rPr>
-                <w:rFonts w:hint="eastAsia"/>
                 <w:sz w:val="21"/>
                 <w:szCs w:val="21"/>
               </w:rPr>
@@ -1095,7 +1182,6 @@
           <w:p>
             <w:pPr>
               <w:rPr>
-                <w:rFonts w:hint="eastAsia"/>
                 <w:szCs w:val="21"/>
               </w:rPr>
             </w:pPr>
@@ -1104,7 +1190,7 @@
                 <w:rFonts w:hint="eastAsia"/>
                 <w:szCs w:val="21"/>
               </w:rPr>
-              <w:t xml:space="preserve">串口批量替换后初始化</w:t>
+              <w:t xml:space="preserve">串口初始化</w:t>
             </w:r>
           </w:p>
         </w:tc>
@@ -1116,7 +1202,6 @@
           <w:p>
             <w:pPr>
               <w:rPr>
-                <w:rFonts w:hint="eastAsia"/>
                 <w:szCs w:val="21"/>
               </w:rPr>
             </w:pPr>
@@ -1179,7 +1264,6 @@
               <w:spacing w:line="240" w:lineRule="auto"/>
               <w:ind w:firstLineChars="0" w:firstLine="0"/>
               <w:rPr>
-                <w:rFonts w:hint="eastAsia"/>
                 <w:sz w:val="21"/>
                 <w:szCs w:val="21"/>
               </w:rPr>
@@ -1206,7 +1290,6 @@
               <w:spacing w:line="240" w:lineRule="auto"/>
               <w:ind w:firstLineChars="0" w:firstLine="0"/>
               <w:rPr>
-                <w:rFonts w:hint="eastAsia"/>
                 <w:sz w:val="21"/>
                 <w:szCs w:val="21"/>
               </w:rPr>
@@ -1233,7 +1316,6 @@
               <w:spacing w:line="240" w:lineRule="auto"/>
               <w:ind w:firstLineChars="0" w:firstLine="0"/>
               <w:rPr>
-                <w:rFonts w:hint="eastAsia"/>
                 <w:sz w:val="21"/>
                 <w:szCs w:val="21"/>
               </w:rPr>
@@ -1256,7 +1338,6 @@
           <w:p>
             <w:pPr>
               <w:rPr>
-                <w:rFonts w:hint="eastAsia"/>
                 <w:szCs w:val="21"/>
               </w:rPr>
             </w:pPr>
@@ -1265,7 +1346,7 @@
                 <w:rFonts w:hint="eastAsia"/>
                 <w:szCs w:val="21"/>
               </w:rPr>
-              <w:t xml:space="preserve">其他批量替换后初始化</w:t>
+              <w:t xml:space="preserve">其他初始化</w:t>
             </w:r>
           </w:p>
         </w:tc>
@@ -1277,7 +1358,6 @@
           <w:p>
             <w:pPr>
               <w:rPr>
-                <w:rFonts w:hint="eastAsia"/>
                 <w:szCs w:val="21"/>
               </w:rPr>
             </w:pPr>
@@ -1287,489 +1367,6 @@
                 <w:szCs w:val="21"/>
               </w:rPr>
               <w:t xml:space="preserve">YL_SU_CSH_002</w:t>
-            </w:r>
-          </w:p>
-        </w:tc>
-      </w:tr>
-      <w:tr>
-        <w:trPr>
-          <w:jc w:val="center"/>
-        </w:trPr>
-        <w:tc>
-          <w:tcPr>
-            <w:tcW w:w="626" w:type="dxa"/>
-            <w:vAlign w:val="center"/>
-          </w:tcPr>
-          <w:p>
-            <w:pPr>
-              <w:pStyle w:val="af7"/>
-              <w:numPr>
-                <w:ilvl w:val="0"/>
-                <w:numId w:val="70"/>
-              </w:numPr>
-              <w:ind w:firstLineChars="0"/>
-              <w:jc w:val="center"/>
-            </w:pPr>
-          </w:p>
-        </w:tc>
-        <w:tc>
-          <w:tcPr>
-            <w:tcW w:w="1026" w:type="dxa"/>
-            <w:vMerge/>
-            <w:vAlign w:val="center"/>
-          </w:tcPr>
-          <w:p/>
-        </w:tc>
-        <w:tc>
-          <w:tcPr>
-            <w:tcW w:w="961" w:type="dxa"/>
-            <w:vMerge/>
-            <w:vAlign w:val="center"/>
-          </w:tcPr>
-          <w:p/>
-        </w:tc>
-        <w:tc>
-          <w:tcPr>
-            <w:tcW w:w="1537" w:type="dxa"/>
-            <w:vAlign w:val="center"/>
-            <w:vMerge w:val="continue"/>
-          </w:tcPr>
-          <w:p>
-            <w:pPr>
-              <w:pStyle w:val="aff2"/>
-              <w:spacing w:line="240" w:lineRule="auto"/>
-              <w:ind w:firstLineChars="0" w:firstLine="0"/>
-              <w:rPr>
-                <w:rFonts w:hint="eastAsia"/>
-                <w:sz w:val="21"/>
-                <w:szCs w:val="21"/>
-              </w:rPr>
-            </w:pPr>
-            <w:r>
-              <w:rPr>
-                <w:rFonts w:hint="eastAsia"/>
-                <w:sz w:val="21"/>
-                <w:szCs w:val="21"/>
-              </w:rPr>
-              <w:t xml:space="preserve"/>
-            </w:r>
-          </w:p>
-        </w:tc>
-        <w:tc>
-          <w:tcPr>
-            <w:tcW w:w="1537" w:type="dxa"/>
-            <w:vAlign w:val="center"/>
-            <w:vMerge w:val="continue"/>
-          </w:tcPr>
-          <w:p>
-            <w:pPr>
-              <w:pStyle w:val="aff2"/>
-              <w:spacing w:line="240" w:lineRule="auto"/>
-              <w:ind w:firstLineChars="0" w:firstLine="0"/>
-              <w:rPr>
-                <w:rFonts w:hint="eastAsia"/>
-                <w:sz w:val="21"/>
-                <w:szCs w:val="21"/>
-              </w:rPr>
-            </w:pPr>
-            <w:r>
-              <w:rPr>
-                <w:rFonts w:hint="eastAsia"/>
-                <w:sz w:val="21"/>
-                <w:szCs w:val="21"/>
-              </w:rPr>
-              <w:t xml:space="preserve"/>
-            </w:r>
-          </w:p>
-        </w:tc>
-        <w:tc>
-          <w:tcPr>
-            <w:tcW w:w="2087" w:type="dxa"/>
-            <w:vAlign w:val="center"/>
-            <w:vMerge w:val="continue"/>
-          </w:tcPr>
-          <w:p>
-            <w:pPr>
-              <w:pStyle w:val="aff2"/>
-              <w:spacing w:line="240" w:lineRule="auto"/>
-              <w:ind w:firstLineChars="0" w:firstLine="0"/>
-              <w:rPr>
-                <w:rFonts w:hint="eastAsia"/>
-                <w:sz w:val="21"/>
-                <w:szCs w:val="21"/>
-              </w:rPr>
-            </w:pPr>
-            <w:r>
-              <w:rPr>
-                <w:rFonts w:hint="eastAsia"/>
-                <w:sz w:val="21"/>
-                <w:szCs w:val="21"/>
-              </w:rPr>
-              <w:t xml:space="preserve"/>
-            </w:r>
-          </w:p>
-        </w:tc>
-        <w:tc>
-          <w:tcPr>
-            <w:tcW w:w="3214" w:type="dxa"/>
-            <w:vAlign w:val="center"/>
-          </w:tcPr>
-          <w:p>
-            <w:pPr>
-              <w:rPr>
-                <w:rFonts w:hint="eastAsia"/>
-                <w:szCs w:val="21"/>
-              </w:rPr>
-            </w:pPr>
-            <w:r>
-              <w:rPr>
-                <w:rFonts w:hint="eastAsia"/>
-                <w:szCs w:val="21"/>
-              </w:rPr>
-              <w:t xml:space="preserve">串口校验位</w:t>
-            </w:r>
-          </w:p>
-        </w:tc>
-        <w:tc>
-          <w:tcPr>
-            <w:tcW w:w="2984" w:type="dxa"/>
-            <w:vAlign w:val="center"/>
-          </w:tcPr>
-          <w:p>
-            <w:pPr>
-              <w:rPr>
-                <w:rFonts w:hint="eastAsia"/>
-                <w:szCs w:val="21"/>
-              </w:rPr>
-            </w:pPr>
-            <w:r>
-              <w:rPr>
-                <w:rFonts w:hint="eastAsia"/>
-                <w:szCs w:val="21"/>
-              </w:rPr>
-              <w:t xml:space="preserve">YL_SU_CSH_003</w:t>
-            </w:r>
-          </w:p>
-        </w:tc>
-      </w:tr>
-      <w:tr>
-        <w:trPr>
-          <w:jc w:val="center"/>
-        </w:trPr>
-        <w:tc>
-          <w:tcPr>
-            <w:tcW w:w="626" w:type="dxa"/>
-            <w:vAlign w:val="center"/>
-          </w:tcPr>
-          <w:p>
-            <w:pPr>
-              <w:pStyle w:val="af7"/>
-              <w:numPr>
-                <w:ilvl w:val="0"/>
-                <w:numId w:val="70"/>
-              </w:numPr>
-              <w:ind w:firstLineChars="0"/>
-              <w:jc w:val="center"/>
-            </w:pPr>
-          </w:p>
-        </w:tc>
-        <w:tc>
-          <w:tcPr>
-            <w:tcW w:w="1026" w:type="dxa"/>
-            <w:vMerge/>
-            <w:vAlign w:val="center"/>
-          </w:tcPr>
-          <w:p/>
-        </w:tc>
-        <w:tc>
-          <w:tcPr>
-            <w:tcW w:w="961" w:type="dxa"/>
-            <w:vMerge/>
-            <w:vAlign w:val="center"/>
-          </w:tcPr>
-          <w:p/>
-        </w:tc>
-        <w:tc>
-          <w:tcPr>
-            <w:tcW w:w="1537" w:type="dxa"/>
-            <w:vAlign w:val="center"/>
-            <w:vMerge w:val="continue"/>
-          </w:tcPr>
-          <w:p>
-            <w:pPr>
-              <w:pStyle w:val="aff2"/>
-              <w:spacing w:line="240" w:lineRule="auto"/>
-              <w:ind w:firstLineChars="0" w:firstLine="0"/>
-              <w:rPr>
-                <w:rFonts w:hint="eastAsia"/>
-                <w:sz w:val="21"/>
-                <w:szCs w:val="21"/>
-              </w:rPr>
-            </w:pPr>
-            <w:r>
-              <w:rPr>
-                <w:rFonts w:hint="eastAsia"/>
-                <w:sz w:val="21"/>
-                <w:szCs w:val="21"/>
-              </w:rPr>
-              <w:t xml:space="preserve"/>
-            </w:r>
-          </w:p>
-        </w:tc>
-        <w:tc>
-          <w:tcPr>
-            <w:tcW w:w="1537" w:type="dxa"/>
-            <w:vAlign w:val="center"/>
-            <w:vMerge w:val="continue"/>
-          </w:tcPr>
-          <w:p>
-            <w:pPr>
-              <w:pStyle w:val="aff2"/>
-              <w:spacing w:line="240" w:lineRule="auto"/>
-              <w:ind w:firstLineChars="0" w:firstLine="0"/>
-              <w:rPr>
-                <w:rFonts w:hint="eastAsia"/>
-                <w:sz w:val="21"/>
-                <w:szCs w:val="21"/>
-              </w:rPr>
-            </w:pPr>
-            <w:r>
-              <w:rPr>
-                <w:rFonts w:hint="eastAsia"/>
-                <w:sz w:val="21"/>
-                <w:szCs w:val="21"/>
-              </w:rPr>
-              <w:t xml:space="preserve"/>
-            </w:r>
-          </w:p>
-        </w:tc>
-        <w:tc>
-          <w:tcPr>
-            <w:tcW w:w="2087" w:type="dxa"/>
-            <w:vAlign w:val="center"/>
-            <w:vMerge w:val="continue"/>
-          </w:tcPr>
-          <w:p>
-            <w:pPr>
-              <w:pStyle w:val="aff2"/>
-              <w:spacing w:line="240" w:lineRule="auto"/>
-              <w:ind w:firstLineChars="0" w:firstLine="0"/>
-              <w:rPr>
-                <w:rFonts w:hint="eastAsia"/>
-                <w:sz w:val="21"/>
-                <w:szCs w:val="21"/>
-              </w:rPr>
-            </w:pPr>
-            <w:r>
-              <w:rPr>
-                <w:rFonts w:hint="eastAsia"/>
-                <w:sz w:val="21"/>
-                <w:szCs w:val="21"/>
-              </w:rPr>
-              <w:t xml:space="preserve"/>
-            </w:r>
-          </w:p>
-        </w:tc>
-        <w:tc>
-          <w:tcPr>
-            <w:tcW w:w="3214" w:type="dxa"/>
-            <w:vAlign w:val="center"/>
-          </w:tcPr>
-          <w:p>
-            <w:pPr>
-              <w:rPr>
-                <w:rFonts w:hint="eastAsia"/>
-                <w:szCs w:val="21"/>
-              </w:rPr>
-            </w:pPr>
-            <w:r>
-              <w:rPr>
-                <w:rFonts w:hint="eastAsia"/>
-                <w:szCs w:val="21"/>
-              </w:rPr>
-              <w:t xml:space="preserve">串口校验位</w:t>
-            </w:r>
-          </w:p>
-        </w:tc>
-        <w:tc>
-          <w:tcPr>
-            <w:tcW w:w="2984" w:type="dxa"/>
-            <w:vAlign w:val="center"/>
-          </w:tcPr>
-          <w:p>
-            <w:pPr>
-              <w:rPr>
-                <w:rFonts w:hint="eastAsia"/>
-                <w:szCs w:val="21"/>
-              </w:rPr>
-            </w:pPr>
-            <w:r>
-              <w:rPr>
-                <w:rFonts w:hint="eastAsia"/>
-                <w:szCs w:val="21"/>
-              </w:rPr>
-              <w:t xml:space="preserve">YL_SU_CSH_004</w:t>
-            </w:r>
-          </w:p>
-        </w:tc>
-      </w:tr>
-      <w:tr>
-        <w:trPr>
-          <w:jc w:val="center"/>
-        </w:trPr>
-        <w:tc>
-          <w:tcPr>
-            <w:tcW w:w="626" w:type="dxa"/>
-            <w:vAlign w:val="center"/>
-          </w:tcPr>
-          <w:p>
-            <w:pPr>
-              <w:pStyle w:val="af7"/>
-              <w:numPr>
-                <w:ilvl w:val="0"/>
-                <w:numId w:val="70"/>
-              </w:numPr>
-              <w:ind w:firstLineChars="0"/>
-              <w:jc w:val="center"/>
-            </w:pPr>
-          </w:p>
-        </w:tc>
-        <w:tc>
-          <w:tcPr>
-            <w:tcW w:w="1026" w:type="dxa"/>
-            <w:vMerge/>
-            <w:vAlign w:val="center"/>
-          </w:tcPr>
-          <w:p/>
-        </w:tc>
-        <w:tc>
-          <w:tcPr>
-            <w:tcW w:w="961" w:type="dxa"/>
-            <w:vMerge/>
-            <w:vAlign w:val="center"/>
-          </w:tcPr>
-          <w:p/>
-        </w:tc>
-        <w:tc>
-          <w:tcPr>
-            <w:tcW w:w="1537" w:type="dxa"/>
-            <w:vAlign w:val="center"/>
-            <w:vMerge w:val="continue"/>
-          </w:tcPr>
-          <w:p>
-            <w:pPr>
-              <w:pStyle w:val="aff2"/>
-              <w:spacing w:line="240" w:lineRule="auto"/>
-              <w:ind w:firstLineChars="0" w:firstLine="0"/>
-              <w:rPr>
-                <w:rFonts w:hint="eastAsia"/>
-                <w:sz w:val="21"/>
-                <w:szCs w:val="21"/>
-              </w:rPr>
-            </w:pPr>
-            <w:r>
-              <w:rPr>
-                <w:rFonts w:hint="eastAsia"/>
-                <w:sz w:val="21"/>
-                <w:szCs w:val="21"/>
-              </w:rPr>
-              <w:t xml:space="preserve"/>
-            </w:r>
-          </w:p>
-        </w:tc>
-        <w:tc>
-          <w:tcPr>
-            <w:tcW w:w="1537" w:type="dxa"/>
-            <w:vAlign w:val="center"/>
-            <w:vMerge w:val="continue"/>
-          </w:tcPr>
-          <w:p>
-            <w:pPr>
-              <w:pStyle w:val="aff2"/>
-              <w:spacing w:line="240" w:lineRule="auto"/>
-              <w:ind w:firstLineChars="0" w:firstLine="0"/>
-              <w:rPr>
-                <w:rFonts w:hint="eastAsia"/>
-                <w:sz w:val="21"/>
-                <w:szCs w:val="21"/>
-              </w:rPr>
-            </w:pPr>
-            <w:r>
-              <w:rPr>
-                <w:rFonts w:hint="eastAsia"/>
-                <w:sz w:val="21"/>
-                <w:szCs w:val="21"/>
-              </w:rPr>
-              <w:t xml:space="preserve"/>
-            </w:r>
-          </w:p>
-        </w:tc>
-        <w:tc>
-          <w:tcPr>
-            <w:tcW w:w="2087" w:type="dxa"/>
-            <w:vAlign w:val="center"/>
-            <w:vMerge w:val="continue"/>
-          </w:tcPr>
-          <w:p>
-            <w:pPr>
-              <w:pStyle w:val="aff2"/>
-              <w:spacing w:line="240" w:lineRule="auto"/>
-              <w:ind w:firstLineChars="0" w:firstLine="0"/>
-              <w:rPr>
-                <w:rFonts w:hint="eastAsia"/>
-                <w:sz w:val="21"/>
-                <w:szCs w:val="21"/>
-              </w:rPr>
-            </w:pPr>
-            <w:r>
-              <w:rPr>
-                <w:rFonts w:hint="eastAsia"/>
-                <w:sz w:val="21"/>
-                <w:szCs w:val="21"/>
-              </w:rPr>
-              <w:t xml:space="preserve"/>
-            </w:r>
-          </w:p>
-        </w:tc>
-        <w:tc>
-          <w:tcPr>
-            <w:tcW w:w="3214" w:type="dxa"/>
-            <w:vAlign w:val="center"/>
-          </w:tcPr>
-          <w:p>
-            <w:pPr>
-              <w:rPr>
-                <w:rFonts w:hint="eastAsia"/>
-                <w:szCs w:val="21"/>
-              </w:rPr>
-            </w:pPr>
-            <w:r>
-              <w:rPr>
-                <w:rFonts w:hint="eastAsia"/>
-                <w:szCs w:val="21"/>
-              </w:rPr>
-              <w:t xml:space="preserve">12312312</w:t>
-            </w:r>
-          </w:p>
-        </w:tc>
-        <w:tc>
-          <w:tcPr>
-            <w:tcW w:w="2984" w:type="dxa"/>
-            <w:vAlign w:val="center"/>
-          </w:tcPr>
-          <w:p>
-            <w:pPr>
-              <w:rPr>
-                <w:rFonts w:hint="eastAsia"/>
-                <w:szCs w:val="21"/>
-              </w:rPr>
-            </w:pPr>
-            <w:r>
-              <w:rPr>
-                <w:rFonts w:hint="eastAsia"/>
-                <w:szCs w:val="21"/>
-              </w:rPr>
-              <w:t xml:space="preserve">YL_SU_CSH_005</w:t>
             </w:r>
           </w:p>
         </w:tc>
